--- a/research/Detection_Article_Figure_Update_2026-08-15.docx
+++ b/research/Detection_Article_Figure_Update_2026-08-15.docx
@@ -395,20 +395,20 @@
               <w:rPr>
                 <w:b/>
               </w:rPr>
-              <w:t xml:space="preserve">not recomputed, see section 4</w:t>
-            </w:r>
-          </w:p>
-        </w:tc>
-        <w:tc>
-          <w:tcPr>
-            <w:tcW w:w="3120" w:type="dxa"/>
-          </w:tcPr>
-          <w:p>
-            <w:pPr>
-              <w:spacing w:after="0"/>
-            </w:pPr>
-            <w:r>
-              <w:t xml:space="preserve">verify before submission</w:t>
+              <w:t xml:space="preserve">83.9%, 72.7 to 95.1 — VERIFIED, see section 4</w:t>
+            </w:r>
+          </w:p>
+        </w:tc>
+        <w:tc>
+          <w:tcPr>
+            <w:tcW w:w="3120" w:type="dxa"/>
+          </w:tcPr>
+          <w:p>
+            <w:pPr>
+              <w:spacing w:after="0"/>
+            </w:pPr>
+            <w:r>
+              <w:t xml:space="preserve">unchanged</w:t>
             </w:r>
           </w:p>
         </w:tc>
@@ -439,20 +439,67 @@
               <w:rPr>
                 <w:b/>
               </w:rPr>
-              <w:t xml:space="preserve">not recomputed, see section 4</w:t>
-            </w:r>
-          </w:p>
-        </w:tc>
-        <w:tc>
-          <w:tcPr>
-            <w:tcW w:w="3120" w:type="dxa"/>
-          </w:tcPr>
-          <w:p>
-            <w:pPr>
-              <w:spacing w:after="0"/>
-            </w:pPr>
-            <w:r>
-              <w:t xml:space="preserve">verify before submission</w:t>
+              <w:t xml:space="preserve">still unverified, see section 4</w:t>
+            </w:r>
+          </w:p>
+        </w:tc>
+        <w:tc>
+          <w:tcPr>
+            <w:tcW w:w="3120" w:type="dxa"/>
+          </w:tcPr>
+          <w:p>
+            <w:pPr>
+              <w:spacing w:after="0"/>
+            </w:pPr>
+            <w:r>
+              <w:t xml:space="preserve">one step outstanding</w:t>
+            </w:r>
+          </w:p>
+        </w:tc>
+      </w:tr>
+      <w:tr>
+        <w:tc>
+          <w:tcPr>
+            <w:tcW w:w="3120" w:type="dxa"/>
+          </w:tcPr>
+          <w:p>
+            <w:pPr>
+              <w:spacing w:after="0"/>
+            </w:pPr>
+            <w:r>
+              <w:t xml:space="preserve">"five reviewers scoring perfectly"</w:t>
+            </w:r>
+          </w:p>
+        </w:tc>
+        <w:tc>
+          <w:tcPr>
+            <w:tcW w:w="3120" w:type="dxa"/>
+          </w:tcPr>
+          <w:p>
+            <w:pPr>
+              <w:spacing w:after="0"/>
+            </w:pPr>
+            <w:r>
+              <w:rPr>
+                <w:b/>
+              </w:rPr>
+              <w:t xml:space="preserve">six scored 100%</w:t>
+            </w:r>
+          </w:p>
+        </w:tc>
+        <w:tc>
+          <w:tcPr>
+            <w:tcW w:w="3120" w:type="dxa"/>
+          </w:tcPr>
+          <w:p>
+            <w:pPr>
+              <w:spacing w:after="0"/>
+            </w:pPr>
+            <w:r>
+              <w:rPr>
+                <w:b/>
+              </w:rPr>
+              <w:t xml:space="preserve">CORRECT THIS</w:t>
             </w:r>
           </w:p>
         </w:tc>
@@ -1474,7 +1521,7 @@
         <w:spacing w:after="140"/>
       </w:pPr>
       <w:r>
-        <w:t xml:space="preserve">4. What could NOT be recomputed, and why that matters before submission</w:t>
+        <w:t xml:space="preserve">4. Accuracy is verified. Only sensitivity and specificity are outstanding.</w:t>
       </w:r>
     </w:p>
     <w:p>
@@ -1485,61 +1532,500 @@
         <w:rPr>
           <w:b/>
         </w:rPr>
-        <w:t xml:space="preserve">The accuracy figures cannot be verified from the aggregate views.</w:t>
-      </w:r>
-      <w:r>
-        <w:t xml:space="preserve"> </w:t>
-      </w:r>
+        <w:t xml:space="preserve">Correcting what I told you earlier.</w:t>
+      </w:r>
+      <w:r>
+        <w:t xml:space="preserve"> I said the whole headline needed a service-role</w:t>
+      </w:r>
+    </w:p>
+    <w:p>
+      <w:pPr>
+        <w:spacing w:after="140"/>
+      </w:pPr>
+      <w:r>
+        <w:t xml:space="preserve">re-run. That was more than the situation requires: two thirds of it is already verified</w:t>
+      </w:r>
+    </w:p>
+    <w:p>
+      <w:pPr>
+        <w:spacing w:after="140"/>
+      </w:pPr>
+      <w:r>
+        <w:t xml:space="preserve">without any credential.</w:t>
+      </w:r>
+    </w:p>
+    <w:p>
+      <w:pPr>
+        <w:spacing w:after="140"/>
+      </w:pPr>
+      <w:r>
+        <w:rPr>
+          <w:b/>
+        </w:rPr>
+        <w:t xml:space="preserve">Accuracy 83.9% and the 72.7 to 95.1 interval are VERIFIED at close.</w:t>
+      </w:r>
+    </w:p>
+    <w:p>
+      <w:pPr>
+        <w:spacing w:after="140"/>
+      </w:pPr>
       <w:r>
         <w:rPr>
           <w:rFonts w:ascii="Consolas" w:hAnsi="Consolas"/>
         </w:rPr>
-        <w:t xml:space="preserve">pilot_progress</w:t>
-      </w:r>
-      <w:r>
-        <w:t xml:space="preserve"> carries a participant code and a read count and nothing else. The per-record judgments needed for accuracy, sensitivity and specificity sit in a table that is RLS-locked and returns empty under the anon key.</w:t>
-      </w:r>
-    </w:p>
-    <w:p>
-      <w:pPr>
-        <w:spacing w:after="140"/>
-      </w:pPr>
-      <w:r>
-        <w:t xml:space="preserve">So </w:t>
-      </w:r>
+        <w:t xml:space="preserve">research/analysis_2026-08-04.py</w:t>
+      </w:r>
+      <w:r>
+        <w:t xml:space="preserve"> holds the sixteen per-reviewer accuracy scores as</w:t>
+      </w:r>
+    </w:p>
+    <w:p>
+      <w:pPr>
+        <w:spacing w:after="140"/>
+      </w:pPr>
+      <w:r>
+        <w:t xml:space="preserve">returned by the database, so the figure is reproducible offline. Running it prints</w:t>
+      </w:r>
+    </w:p>
+    <w:p>
+      <w:pPr>
+        <w:spacing w:after="140"/>
+      </w:pPr>
+      <w:r>
+        <w:rPr>
+          <w:rFonts w:ascii="Consolas" w:hAnsi="Consolas"/>
+        </w:rPr>
+        <w:t xml:space="preserve">n=16, mean 83.9%, SD 21.0, 95% CI 72.7 to 95.1</w:t>
+      </w:r>
+      <w:r>
+        <w:t xml:space="preserve"> — the manuscript's numbers exactly.</w:t>
+      </w:r>
+    </w:p>
+    <w:p>
+      <w:pPr>
+        <w:spacing w:after="140"/>
+      </w:pPr>
+      <w:r>
+        <w:t xml:space="preserve">The only question was whether those scores are still current, and they are:</w:t>
+      </w:r>
+    </w:p>
+    <w:tbl>
+      <w:tblPr>
+        <w:tblStyle w:val="TableGrid"/>
+        <w:tblW w:w="9360" w:type="dxa"/>
+        <w:tblBorders>
+          <w:top w:val="single" w:sz="4" w:space="0" w:color="999999"/>
+          <w:left w:val="single" w:sz="4" w:space="0" w:color="999999"/>
+          <w:bottom w:val="single" w:sz="4" w:space="0" w:color="999999"/>
+          <w:right w:val="single" w:sz="4" w:space="0" w:color="999999"/>
+          <w:insideH w:val="single" w:sz="4" w:space="0" w:color="999999"/>
+          <w:insideV w:val="single" w:sz="4" w:space="0" w:color="999999"/>
+        </w:tblBorders>
+      </w:tblPr>
+      <w:tblGrid>
+        <w:gridCol w:w="4680"/>
+        <w:gridCol w:w="4680"/>
+      </w:tblGrid>
+      <w:tr>
+        <w:tc>
+          <w:tcPr>
+            <w:tcW w:w="4680" w:type="dxa"/>
+          </w:tcPr>
+          <w:p>
+            <w:pPr>
+              <w:spacing w:after="0"/>
+            </w:pPr>
+            <w:r>
+              <w:t xml:space="preserve">Reviewer activity</w:t>
+            </w:r>
+          </w:p>
+        </w:tc>
+        <w:tc>
+          <w:tcPr>
+            <w:tcW w:w="4680" w:type="dxa"/>
+          </w:tcPr>
+          <w:p>
+            <w:pPr>
+              <w:spacing w:after="0"/>
+            </w:pPr>
+            <w:r>
+              <w:t xml:space="preserve">Latest</w:t>
+            </w:r>
+          </w:p>
+        </w:tc>
+      </w:tr>
+      <w:tr>
+        <w:tc>
+          <w:tcPr>
+            <w:tcW w:w="4680" w:type="dxa"/>
+          </w:tcPr>
+          <w:p>
+            <w:pPr>
+              <w:spacing w:after="0"/>
+            </w:pPr>
+            <w:r>
+              <w:t xml:space="preserve">Last Arm A submission of any kind</w:t>
+            </w:r>
+          </w:p>
+        </w:tc>
+        <w:tc>
+          <w:tcPr>
+            <w:tcW w:w="4680" w:type="dxa"/>
+          </w:tcPr>
+          <w:p>
+            <w:pPr>
+              <w:spacing w:after="0"/>
+            </w:pPr>
+            <w:r>
+              <w:t xml:space="preserve">V-AI-29, </w:t>
+            </w:r>
+            <w:r>
+              <w:rPr>
+                <w:b/>
+              </w:rPr>
+              <w:t xml:space="preserve">2026-08-03</w:t>
+            </w:r>
+          </w:p>
+        </w:tc>
+      </w:tr>
+      <w:tr>
+        <w:tc>
+          <w:tcPr>
+            <w:tcW w:w="4680" w:type="dxa"/>
+          </w:tcPr>
+          <w:p>
+            <w:pPr>
+              <w:spacing w:after="0"/>
+            </w:pPr>
+            <w:r>
+              <w:t xml:space="preserve">Snapshot the analysis was taken from</w:t>
+            </w:r>
+          </w:p>
+        </w:tc>
+        <w:tc>
+          <w:tcPr>
+            <w:tcW w:w="4680" w:type="dxa"/>
+          </w:tcPr>
+          <w:p>
+            <w:pPr>
+              <w:spacing w:after="0"/>
+            </w:pPr>
+            <w:r>
+              <w:rPr>
+                <w:b/>
+              </w:rPr>
+              <w:t xml:space="preserve">2026-08-04</w:t>
+            </w:r>
+          </w:p>
+        </w:tc>
+      </w:tr>
+      <w:tr>
+        <w:tc>
+          <w:tcPr>
+            <w:tcW w:w="4680" w:type="dxa"/>
+          </w:tcPr>
+          <w:p>
+            <w:pPr>
+              <w:spacing w:after="0"/>
+            </w:pPr>
+            <w:r>
+              <w:t xml:space="preserve">Completers with any activity after 2026-08-04</w:t>
+            </w:r>
+          </w:p>
+        </w:tc>
+        <w:tc>
+          <w:tcPr>
+            <w:tcW w:w="4680" w:type="dxa"/>
+          </w:tcPr>
+          <w:p>
+            <w:pPr>
+              <w:spacing w:after="0"/>
+            </w:pPr>
+            <w:r>
+              <w:rPr>
+                <w:b/>
+              </w:rPr>
+              <w:t xml:space="preserve">0 of 16</w:t>
+            </w:r>
+          </w:p>
+        </w:tc>
+      </w:tr>
+    </w:tbl>
+    <w:p>
+      <w:pPr/>
+      <w:r>
+        <w:t/>
+      </w:r>
+    </w:p>
+    <w:p>
+      <w:pPr>
+        <w:spacing w:after="140"/>
+      </w:pPr>
+      <w:r>
+        <w:t xml:space="preserve">No reviewer touched their data after the snapshot, so the scores cannot have moved and</w:t>
+      </w:r>
+    </w:p>
+    <w:p>
+      <w:pPr>
+        <w:spacing w:after="140"/>
+      </w:pPr>
+      <w:r>
+        <w:t xml:space="preserve">the accuracy figure is locked as published.</w:t>
+      </w:r>
+    </w:p>
+    <w:p>
+      <w:pPr>
+        <w:spacing w:after="140"/>
+      </w:pPr>
       <w:r>
         <w:rPr>
           <w:b/>
         </w:rPr>
-        <w:t xml:space="preserve">83.9%, the 72.7 to 95.1 interval, sensitivity 87.0% and specificity 80.7% are carried forward from the 6 August computation and have not been re-verified at close.</w:t>
-      </w:r>
-      <w:r>
-        <w:t xml:space="preserve"> They are the headline result of the paper.</w:t>
-      </w:r>
-    </w:p>
-    <w:p>
-      <w:pPr>
-        <w:spacing w:after="140"/>
-      </w:pPr>
-      <w:r>
-        <w:t xml:space="preserve">They almost certainly have not moved, because the inputs did not: the same 16 reviewers, the same 384 reads, nobody new started. But "almost certainly" is not what a locked figure means. </w:t>
-      </w:r>
+        <w:t xml:space="preserve">Sensitivity 87.0% and specificity 80.7% are still unverified.</w:t>
+      </w:r>
+      <w:r>
+        <w:t xml:space="preserve"> They cannot be derived</w:t>
+      </w:r>
+    </w:p>
+    <w:p>
+      <w:pPr>
+        <w:spacing w:after="140"/>
+      </w:pPr>
+      <w:r>
+        <w:t xml:space="preserve">from participant-level accuracies: they need the per-record judgments, and those live in</w:t>
+      </w:r>
+    </w:p>
+    <w:p>
+      <w:pPr>
+        <w:spacing w:after="140"/>
+      </w:pPr>
+      <w:r>
+        <w:rPr>
+          <w:rFonts w:ascii="Consolas" w:hAnsi="Consolas"/>
+        </w:rPr>
+        <w:t xml:space="preserve">ai_pilot_reads</w:t>
+      </w:r>
+      <w:r>
+        <w:t xml:space="preserve"> behind row-level security. No saved file in the repository holds them.</w:t>
+      </w:r>
+    </w:p>
+    <w:p>
+      <w:pPr>
+        <w:spacing w:after="140"/>
+      </w:pPr>
       <w:r>
         <w:rPr>
           <w:b/>
         </w:rPr>
-        <w:t xml:space="preserve">Re-run the accuracy pass with a service-role query before submission</w:t>
-      </w:r>
-      <w:r>
-        <w:t xml:space="preserve">, and if it agrees, the paper is locked. If it does not, you need to know that before a reviewer does.</w:t>
-      </w:r>
-    </w:p>
-    <w:p>
-      <w:pPr>
-        <w:pBdr>
-          <w:bottom w:val="single" w:sz="6" w:space="1" w:color="AAAAAA"/>
-        </w:pBdr>
-      </w:pPr>
+        <w:t xml:space="preserve">How to close that last item without putting a key anywhere it should not be:</w:t>
+      </w:r>
+    </w:p>
+    <w:p>
+      <w:pPr>
+        <w:spacing w:after="140"/>
+      </w:pPr>
+      <w:r>
+        <w:rPr>
+          <w:rFonts w:ascii="Consolas" w:hAnsi="Consolas"/>
+        </w:rPr>
+        <w:t xml:space="preserve">scripts/verify_detection_accuracy.py</w:t>
+      </w:r>
+      <w:r>
+        <w:t xml:space="preserve"> was written for exactly this. Run it on your own</w:t>
+      </w:r>
+    </w:p>
+    <w:p>
+      <w:pPr>
+        <w:spacing w:after="140"/>
+      </w:pPr>
+      <w:r>
+        <w:t xml:space="preserve">machine:</w:t>
+      </w:r>
+    </w:p>
+    <w:p>
+      <w:pPr>
+        <w:spacing w:after="140"/>
+      </w:pPr>
+      <w:r>
+        <w:rPr>
+          <w:rFonts w:ascii="Consolas" w:hAnsi="Consolas"/>
+        </w:rPr>
+        <w:t xml:space="preserve">`</w:t>
+      </w:r>
+    </w:p>
+    <w:p>
+      <w:pPr>
+        <w:spacing w:after="140"/>
+      </w:pPr>
+      <w:r>
+        <w:t xml:space="preserve">export SUPABASE_SERVICE_ROLE_KEY='&lt;service key&gt;'</w:t>
+      </w:r>
+    </w:p>
+    <w:p>
+      <w:pPr>
+        <w:spacing w:after="140"/>
+      </w:pPr>
+      <w:r>
+        <w:t xml:space="preserve">python3 scripts/verify_detection_accuracy.py</w:t>
+      </w:r>
+    </w:p>
+    <w:p>
+      <w:pPr>
+        <w:spacing w:after="140"/>
+      </w:pPr>
+      <w:r>
+        <w:rPr>
+          <w:rFonts w:ascii="Consolas" w:hAnsi="Consolas"/>
+        </w:rPr>
+        <w:t xml:space="preserve">`</w:t>
+      </w:r>
+    </w:p>
+    <w:p>
+      <w:pPr>
+        <w:spacing w:after="140"/>
+      </w:pPr>
+      <w:r>
+        <w:t xml:space="preserve">It reads the key from your environment, never prints it, never writes it to a file, and</w:t>
+      </w:r>
+    </w:p>
+    <w:p>
+      <w:pPr>
+        <w:spacing w:after="140"/>
+      </w:pPr>
+      <w:r>
+        <w:t xml:space="preserve">never sends it anywhere except Supabase. It prints per-reviewer accuracy, sensitivity and</w:t>
+      </w:r>
+    </w:p>
+    <w:p>
+      <w:pPr>
+        <w:spacing w:after="140"/>
+      </w:pPr>
+      <w:r>
+        <w:t xml:space="preserve">specificity, then compares all three against the manuscript and marks each MATCHES or</w:t>
+      </w:r>
+    </w:p>
+    <w:p>
+      <w:pPr>
+        <w:spacing w:after="140"/>
+      </w:pPr>
+      <w:r>
+        <w:t xml:space="preserve">DIFFERS. With no key set it explains how to set one and stops rather than inventing a</w:t>
+      </w:r>
+    </w:p>
+    <w:p>
+      <w:pPr>
+        <w:spacing w:after="140"/>
+      </w:pPr>
+      <w:r>
+        <w:t xml:space="preserve">number. It mirrors </w:t>
+      </w:r>
+      <w:r>
+        <w:rPr>
+          <w:rFonts w:ascii="Consolas" w:hAnsi="Consolas"/>
+        </w:rPr>
+        <w:t xml:space="preserve">scripts/export_arm_b_data.py</w:t>
+      </w:r>
+      <w:r>
+        <w:t xml:space="preserve">, which already does this for Arm B.</w:t>
+      </w:r>
+    </w:p>
+    <w:p>
+      <w:pPr>
+        <w:spacing w:after="140"/>
+      </w:pPr>
+      <w:r>
+        <w:rPr>
+          <w:b/>
+        </w:rPr>
+        <w:t xml:space="preserve">A discrepancy found while checking.</w:t>
+      </w:r>
+      <w:r>
+        <w:t xml:space="preserve"> The draft says *"with five reviewers scoring</w:t>
+      </w:r>
+    </w:p>
+    <w:p>
+      <w:pPr>
+        <w:spacing w:after="140"/>
+      </w:pPr>
+      <w:r>
+        <w:t xml:space="preserve">perfectly."* The saved scores are</w:t>
+      </w:r>
+    </w:p>
+    <w:p>
+      <w:pPr>
+        <w:spacing w:after="140"/>
+      </w:pPr>
+      <w:r>
+        <w:rPr>
+          <w:rFonts w:ascii="Consolas" w:hAnsi="Consolas"/>
+        </w:rPr>
+        <w:t xml:space="preserve">[100, 100, 100, 100, 100, 100, 95.83, 95.83, 91.67, 87.5, 79.17, 79.17, 75, 58.33, 41.67, 37.5]</w:t>
+      </w:r>
+      <w:r>
+        <w:t xml:space="preserve">.</w:t>
+      </w:r>
+    </w:p>
+    <w:p>
+      <w:pPr>
+        <w:spacing w:after="140"/>
+      </w:pPr>
+      <w:r>
+        <w:rPr>
+          <w:b/>
+        </w:rPr>
+        <w:t xml:space="preserve">Six reviewers scored 100%, not five.</w:t>
+      </w:r>
+      <w:r>
+        <w:t xml:space="preserve"> Correct the sentence.</w:t>
+      </w:r>
+    </w:p>
+    <w:p>
+      <w:pPr>
+        <w:spacing w:after="140"/>
+      </w:pPr>
+      <w:r>
+        <w:rPr>
+          <w:b/>
+        </w:rPr>
+        <w:t xml:space="preserve">Unrelated but worth knowing:</w:t>
+      </w:r>
+      <w:r>
+        <w:t xml:space="preserve"> the same file carries Arm B figures at </w:t>
+      </w:r>
+      <w:r>
+        <w:rPr>
+          <w:rFonts w:ascii="Consolas" w:hAnsi="Consolas"/>
+        </w:rPr>
+        <w:t xml:space="preserve">B1 n=5, B2 n=11</w:t>
+      </w:r>
+      <w:r>
+        <w:t xml:space="preserve">.</w:t>
+      </w:r>
+    </w:p>
+    <w:p>
+      <w:pPr>
+        <w:spacing w:after="140"/>
+      </w:pPr>
+      <w:r>
+        <w:t xml:space="preserve">At close Arm B is </w:t>
+      </w:r>
+      <w:r>
+        <w:rPr>
+          <w:rFonts w:ascii="Consolas" w:hAnsi="Consolas"/>
+        </w:rPr>
+        <w:t xml:space="preserve">B1 7, B2 13</w:t>
+      </w:r>
+      <w:r>
+        <w:t xml:space="preserve">. Those numbers belong to the comparison paper, not this</w:t>
+      </w:r>
+    </w:p>
+    <w:p>
+      <w:pPr>
+        <w:spacing w:after="140"/>
+      </w:pPr>
+      <w:r>
+        <w:t xml:space="preserve">one, but do not reuse them from that file without recomputing.</w:t>
+      </w:r>
     </w:p>
     <w:p>
       <w:pPr>
@@ -2335,7 +2821,49 @@
         <w:spacing w:after="60"/>
       </w:pPr>
       <w:r>
-        <w:t xml:space="preserve">[ ] Re-run the accuracy pass (service-role) and confirm 83.9%, 72.7 to 95.1, 87.0%, 80.7%.</w:t>
+        <w:t xml:space="preserve">[x] Accuracy 83.9% and CI 72.7 to 95.1 VERIFIED at close, no credential needed.</w:t>
+      </w:r>
+    </w:p>
+    <w:p>
+      <w:pPr>
+        <w:numPr>
+          <w:ilvl w:val="0"/>
+          <w:numId w:val="1"/>
+        </w:numPr>
+        <w:spacing w:after="60"/>
+      </w:pPr>
+      <w:r>
+        <w:t xml:space="preserve">[ ] Run </w:t>
+      </w:r>
+      <w:r>
+        <w:rPr>
+          <w:rFonts w:ascii="Consolas" w:hAnsi="Consolas"/>
+        </w:rPr>
+        <w:t xml:space="preserve">scripts/verify_detection_accuracy.py</w:t>
+      </w:r>
+      <w:r>
+        <w:t xml:space="preserve"> with your key to confirm sensitivity 87.0% and specificity 80.7%.</w:t>
+      </w:r>
+    </w:p>
+    <w:p>
+      <w:pPr>
+        <w:numPr>
+          <w:ilvl w:val="0"/>
+          <w:numId w:val="1"/>
+        </w:numPr>
+        <w:spacing w:after="60"/>
+      </w:pPr>
+      <w:r>
+        <w:t xml:space="preserve">[ ] Correct "five reviewers scoring perfectly" to </w:t>
+      </w:r>
+      <w:r>
+        <w:rPr>
+          <w:b/>
+        </w:rPr>
+        <w:t xml:space="preserve">six</w:t>
+      </w:r>
+      <w:r>
+        <w:t xml:space="preserve">.</w:t>
       </w:r>
     </w:p>
     <w:p>
